--- a/RAG/Forms/docx/Mau_1.3_–_Quyet_dinh_(quy_dinh_gian_tiep)_1011143252_2605081844.docx
+++ b/RAG/Forms/docx/Mau_1.3_–_Quyet_dinh_(quy_dinh_gian_tiep)_1011143252_2605081844.docx
@@ -111,7 +111,7 @@
                 <w:color w:val="000000"/>
                 <w:shd w:val="clear" w:color="auto" w:fill="auto"/>
               </w:rPr>
-              <w:pict w14:anchorId="5E21BE97">
+              <w:pict w14:anchorId="07BC957B">
                 <v:line id="_x0000_s2052" alt="" style="position:absolute;left:0;text-align:left;z-index:2;mso-wrap-edited:f;mso-width-percent:0;mso-height-percent:0;mso-width-percent:0;mso-height-percent:0" from="50.8pt,-16pt" to="122.05pt,-16pt">
                   <w10:wrap type="square" side="right"/>
                 </v:line>
@@ -244,7 +244,7 @@
                 <w:color w:val="000000"/>
                 <w:shd w:val="clear" w:color="auto" w:fill="auto"/>
               </w:rPr>
-              <w:pict w14:anchorId="2984B20B">
+              <w:pict w14:anchorId="4F8C4A37">
                 <v:line id="_x0000_s2051" alt="" style="position:absolute;left:0;text-align:left;z-index:1;mso-wrap-edited:f;mso-width-percent:0;mso-height-percent:0;mso-width-percent:0;mso-height-percent:0" from="64.2pt,.85pt" to="224.7pt,.85pt">
                   <w10:wrap side="right"/>
                 </v:line>
@@ -457,7 +457,7 @@
           <w:sz w:val="28"/>
           <w:szCs w:val="28"/>
         </w:rPr>
-        <w:pict w14:anchorId="37D94A03">
+        <w:pict w14:anchorId="3CDB9B88">
           <v:line id="_x0000_s2050" alt="" style="position:absolute;left:0;text-align:left;z-index:3;mso-wrap-edited:f;mso-width-percent:0;mso-height-percent:0;mso-width-percent:0;mso-height-percent:0" from="175.2pt,2.7pt" to="288.45pt,2.7pt">
             <w10:wrap side="right"/>
           </v:line>
@@ -1025,7 +1025,7 @@
       </w:tblPr>
       <w:tblGrid>
         <w:gridCol w:w="5410"/>
-        <w:gridCol w:w="4053"/>
+        <w:gridCol w:w="5589"/>
       </w:tblGrid>
       <w:tr>
         <w:tc>
@@ -1039,12 +1039,16 @@
               <w:spacing w:line="340" w:lineRule="exact"/>
               <w:ind w:firstLine="0"/>
               <w:rPr>
+                <w:b w:val="0"/>
+                <w:bCs w:val="0"/>
                 <w:color w:val="000000"/>
               </w:rPr>
             </w:pPr>
             <w:r>
               <w:rPr>
                 <w:rStyle w:val="Bodytext20"/>
+                <w:b/>
+                <w:bCs/>
                 <w:i/>
                 <w:iCs/>
                 <w:color w:val="000000"/>
@@ -1202,14 +1206,14 @@
               <w:spacing w:line="340" w:lineRule="exact"/>
               <w:jc w:val="center"/>
               <w:rPr>
-                <w:bCs/>
+                <w:b/>
                 <w:color w:val="000000"/>
                 <w:lang w:val="vi-VN"/>
               </w:rPr>
             </w:pPr>
             <w:r>
               <w:rPr>
-                <w:bCs/>
+                <w:b/>
                 <w:color w:val="000000"/>
                 <w:lang w:val="vi-VN"/>
               </w:rPr>
@@ -1217,41 +1221,32 @@
             </w:r>
             <w:r>
               <w:rPr>
-                <w:bCs/>
+                <w:b/>
                 <w:lang w:val="vi-VN"/>
               </w:rPr>
               <w:t>{</w:t>
             </w:r>
             <w:r>
               <w:rPr>
-                <w:bCs/>
+                <w:b/>
                 <w:color w:val="000000"/>
               </w:rPr>
               <w:t>QUY</w:t>
             </w:r>
             <w:r>
               <w:rPr>
-                <w:bCs/>
+                <w:b/>
                 <w:color w:val="000000"/>
               </w:rPr>
               <w:t>EN</w:t>
             </w:r>
             <w:r>
               <w:rPr>
-                <w:bCs/>
+                <w:b/>
                 <w:color w:val="000000"/>
                 <w:lang w:val="vi-VN"/>
               </w:rPr>
               <w:t>_HAN_CHUC_</w:t>
-            </w:r>
-            <w:r>
-              <w:rPr>
-                <w:rStyle w:val="Heading20"/>
-                <w:bCs w:val="0"/>
-                <w:color w:val="000000"/>
-                <w:lang w:eastAsia="vi-VN"/>
-              </w:rPr>
-              <w:t xml:space="preserve"> </w:t>
             </w:r>
             <w:r>
               <w:rPr>
@@ -1563,7 +1558,7 @@
         <w:noProof/>
         <w:sz w:val="20"/>
       </w:rPr>
-      <w:pict w14:anchorId="1B2C67F8">
+      <w:pict w14:anchorId="3AB92BC3">
         <v:group id="_x0000_s1025" alt="" style="position:absolute;margin-left:232pt;margin-top:-230.35pt;width:2.1pt;height:467.7pt;rotation:270;z-index:1" coordorigin="15224,629" coordsize="42,9439">
           <v:line id="_x0000_s1026" alt="" style="position:absolute" from="15224,629" to="15224,10068" strokeweight=".5pt"/>
           <v:line id="_x0000_s1027" alt="" style="position:absolute" from="15266,629" to="15266,10068" strokeweight=".5pt"/>

--- a/RAG/Forms/docx/Mau_1.3_–_Quyet_dinh_(quy_dinh_gian_tiep)_1011143252_2605081844.docx
+++ b/RAG/Forms/docx/Mau_1.3_–_Quyet_dinh_(quy_dinh_gian_tiep)_1011143252_2605081844.docx
@@ -111,7 +111,7 @@
                 <w:color w:val="000000"/>
                 <w:shd w:val="clear" w:color="auto" w:fill="auto"/>
               </w:rPr>
-              <w:pict w14:anchorId="07BC957B">
+              <w:pict w14:anchorId="2B6AE6F8">
                 <v:line id="_x0000_s2052" alt="" style="position:absolute;left:0;text-align:left;z-index:2;mso-wrap-edited:f;mso-width-percent:0;mso-height-percent:0;mso-width-percent:0;mso-height-percent:0" from="50.8pt,-16pt" to="122.05pt,-16pt">
                   <w10:wrap type="square" side="right"/>
                 </v:line>
@@ -244,7 +244,7 @@
                 <w:color w:val="000000"/>
                 <w:shd w:val="clear" w:color="auto" w:fill="auto"/>
               </w:rPr>
-              <w:pict w14:anchorId="4F8C4A37">
+              <w:pict w14:anchorId="2098DE3E">
                 <v:line id="_x0000_s2051" alt="" style="position:absolute;left:0;text-align:left;z-index:1;mso-wrap-edited:f;mso-width-percent:0;mso-height-percent:0;mso-width-percent:0;mso-height-percent:0" from="64.2pt,.85pt" to="224.7pt,.85pt">
                   <w10:wrap side="right"/>
                 </v:line>
@@ -457,7 +457,7 @@
           <w:sz w:val="28"/>
           <w:szCs w:val="28"/>
         </w:rPr>
-        <w:pict w14:anchorId="3CDB9B88">
+        <w:pict w14:anchorId="053ADA6B">
           <v:line id="_x0000_s2050" alt="" style="position:absolute;left:0;text-align:left;z-index:3;mso-wrap-edited:f;mso-width-percent:0;mso-height-percent:0;mso-width-percent:0;mso-height-percent:0" from="175.2pt,2.7pt" to="288.45pt,2.7pt">
             <w10:wrap side="right"/>
           </v:line>
@@ -927,7 +927,33 @@
           <w:szCs w:val="28"/>
           <w:lang w:val="vi-VN" w:eastAsia="vi-VN"/>
         </w:rPr>
-        <w:t xml:space="preserve"> {{NOI_SUNG_TO_CHUC_THUC_HIEN}}.</w:t>
+        <w:t xml:space="preserve"> {{NOI_</w:t>
+      </w:r>
+      <w:r>
+        <w:rPr>
+          <w:rStyle w:val="CharChar2"/>
+          <w:rFonts w:ascii="Times New Roman" w:hAnsi="Times New Roman"/>
+          <w:b w:val="0"/>
+          <w:bCs/>
+          <w:color w:val="000000"/>
+          <w:sz w:val="28"/>
+          <w:szCs w:val="28"/>
+          <w:lang w:val="vi-VN" w:eastAsia="vi-VN"/>
+        </w:rPr>
+        <w:t>D</w:t>
+      </w:r>
+      <w:r>
+        <w:rPr>
+          <w:rStyle w:val="CharChar2"/>
+          <w:rFonts w:ascii="Times New Roman" w:hAnsi="Times New Roman"/>
+          <w:b w:val="0"/>
+          <w:bCs/>
+          <w:color w:val="000000"/>
+          <w:sz w:val="28"/>
+          <w:szCs w:val="28"/>
+          <w:lang w:val="vi-VN" w:eastAsia="vi-VN"/>
+        </w:rPr>
+        <w:t>UNG_TO_CHUC_THUC_HIEN}}.</w:t>
       </w:r>
     </w:p>
     <w:p>
@@ -1558,7 +1584,7 @@
         <w:noProof/>
         <w:sz w:val="20"/>
       </w:rPr>
-      <w:pict w14:anchorId="3AB92BC3">
+      <w:pict w14:anchorId="18B9E116">
         <v:group id="_x0000_s1025" alt="" style="position:absolute;margin-left:232pt;margin-top:-230.35pt;width:2.1pt;height:467.7pt;rotation:270;z-index:1" coordorigin="15224,629" coordsize="42,9439">
           <v:line id="_x0000_s1026" alt="" style="position:absolute" from="15224,629" to="15224,10068" strokeweight=".5pt"/>
           <v:line id="_x0000_s1027" alt="" style="position:absolute" from="15266,629" to="15266,10068" strokeweight=".5pt"/>
